--- a/LAB_2/Template.docx
+++ b/LAB_2/Template.docx
@@ -49850,8 +49850,8 @@
           <w:rFonts w:ascii="Times New Roman" w:hAnsi="Times New Roman" w:cs="Times New Roman"/>
           <w:b/>
           <w:color w:val="000000" w:themeColor="text1"/>
-          <w:sz w:val="26"/>
-          <w:szCs w:val="26"/>
+          <w:sz w:val="24"/>
+          <w:szCs w:val="24"/>
         </w:rPr>
         <w:t xml:space="preserve">Link code </w:t>
       </w:r>
@@ -49861,8 +49861,8 @@
           <w:rFonts w:ascii="Times New Roman" w:hAnsi="Times New Roman" w:cs="Times New Roman"/>
           <w:b/>
           <w:color w:val="000000" w:themeColor="text1"/>
-          <w:sz w:val="26"/>
-          <w:szCs w:val="26"/>
+          <w:sz w:val="24"/>
+          <w:szCs w:val="24"/>
         </w:rPr>
         <w:t>github</w:t>
       </w:r>
@@ -49872,8 +49872,8 @@
           <w:rFonts w:ascii="Times New Roman" w:hAnsi="Times New Roman" w:cs="Times New Roman"/>
           <w:b/>
           <w:color w:val="000000" w:themeColor="text1"/>
-          <w:sz w:val="26"/>
-          <w:szCs w:val="26"/>
+          <w:sz w:val="24"/>
+          <w:szCs w:val="24"/>
         </w:rPr>
         <w:t xml:space="preserve"> </w:t>
       </w:r>
@@ -49883,8 +49883,8 @@
           <w:rFonts w:ascii="Times New Roman" w:hAnsi="Times New Roman" w:cs="Times New Roman"/>
           <w:b/>
           <w:color w:val="000000" w:themeColor="text1"/>
-          <w:sz w:val="26"/>
-          <w:szCs w:val="26"/>
+          <w:sz w:val="24"/>
+          <w:szCs w:val="24"/>
         </w:rPr>
         <w:t>theo</w:t>
       </w:r>
@@ -49894,8 +49894,8 @@
           <w:rFonts w:ascii="Times New Roman" w:hAnsi="Times New Roman" w:cs="Times New Roman"/>
           <w:b/>
           <w:color w:val="000000" w:themeColor="text1"/>
-          <w:sz w:val="26"/>
-          <w:szCs w:val="26"/>
+          <w:sz w:val="24"/>
+          <w:szCs w:val="24"/>
         </w:rPr>
         <w:t xml:space="preserve"> </w:t>
       </w:r>
@@ -49905,8 +49905,8 @@
           <w:rFonts w:ascii="Times New Roman" w:hAnsi="Times New Roman" w:cs="Times New Roman"/>
           <w:b/>
           <w:color w:val="000000" w:themeColor="text1"/>
-          <w:sz w:val="26"/>
-          <w:szCs w:val="26"/>
+          <w:sz w:val="24"/>
+          <w:szCs w:val="24"/>
         </w:rPr>
         <w:t>đường</w:t>
       </w:r>
@@ -49916,8 +49916,8 @@
           <w:rFonts w:ascii="Times New Roman" w:hAnsi="Times New Roman" w:cs="Times New Roman"/>
           <w:b/>
           <w:color w:val="000000" w:themeColor="text1"/>
-          <w:sz w:val="26"/>
-          <w:szCs w:val="26"/>
+          <w:sz w:val="24"/>
+          <w:szCs w:val="24"/>
         </w:rPr>
         <w:t xml:space="preserve"> </w:t>
       </w:r>
@@ -49927,8 +49927,8 @@
           <w:rFonts w:ascii="Times New Roman" w:hAnsi="Times New Roman" w:cs="Times New Roman"/>
           <w:b/>
           <w:color w:val="000000" w:themeColor="text1"/>
-          <w:sz w:val="26"/>
-          <w:szCs w:val="26"/>
+          <w:sz w:val="24"/>
+          <w:szCs w:val="24"/>
         </w:rPr>
         <w:t>dẫn</w:t>
       </w:r>
@@ -49938,14 +49938,38 @@
           <w:rFonts w:ascii="Times New Roman" w:hAnsi="Times New Roman" w:cs="Times New Roman"/>
           <w:b/>
           <w:color w:val="000000" w:themeColor="text1"/>
-          <w:sz w:val="26"/>
-          <w:szCs w:val="26"/>
-        </w:rPr>
-        <w:t>: link</w:t>
-      </w:r>
+          <w:sz w:val="24"/>
+          <w:szCs w:val="24"/>
+        </w:rPr>
+        <w:t>:</w:t>
+      </w:r>
+      <w:r>
+        <w:rPr>
+          <w:rFonts w:ascii="Times New Roman" w:hAnsi="Times New Roman" w:cs="Times New Roman"/>
+          <w:b/>
+          <w:color w:val="000000" w:themeColor="text1"/>
+          <w:sz w:val="24"/>
+          <w:szCs w:val="24"/>
+        </w:rPr>
+        <w:t xml:space="preserve"> </w:t>
+      </w:r>
+      <w:hyperlink r:id="rId36" w:history="1">
+        <w:r>
+          <w:rPr>
+            <w:rStyle w:val="Hyperlink"/>
+            <w:rFonts w:ascii="Times New Roman" w:hAnsi="Times New Roman" w:cs="Times New Roman"/>
+            <w:b/>
+            <w:sz w:val="24"/>
+            <w:szCs w:val="24"/>
+          </w:rPr>
+          <w:t>https://github.com/luanhocuit/OOP/tree/main/LAB_2</w:t>
+        </w:r>
+      </w:hyperlink>
       <w:r>
         <w:rPr>
           <w:noProof/>
+          <w:sz w:val="20"/>
+          <w:szCs w:val="20"/>
         </w:rPr>
         <w:t xml:space="preserve"> </w:t>
       </w:r>
@@ -50002,8 +50026,8 @@
       </w:pPr>
     </w:p>
     <w:sectPr>
-      <w:headerReference w:type="default" r:id="rId36"/>
-      <w:footerReference w:type="default" r:id="rId37"/>
+      <w:headerReference w:type="default" r:id="rId37"/>
+      <w:footerReference w:type="default" r:id="rId38"/>
       <w:pgSz w:w="11906" w:h="16838"/>
       <w:pgMar w:top="1134" w:right="1134" w:bottom="1134" w:left="1701" w:header="720" w:footer="0" w:gutter="0"/>
       <w:pgBorders w:zOrder="back" w:display="firstPage" w:offsetFrom="page">
